--- a/paper/Personality_and_Individual_Differences/Title_Page.docx
+++ b/paper/Personality_and_Individual_Differences/Title_Page.docx
@@ -16,7 +16,11 @@
         </w:rPr>
       </w:pPr>
       <w:bookmarkStart w:id="0" w:name="title"/>
-      <w:r>
+    </w:p>
+    <w:p>
+      <w:pPr>
+        <w:pStyle w:val="Heading1"/>
+        <w:jc w:val="center"/>
         <w:rPr>
           <w:rFonts w:asciiTheme="majorBidi" w:hAnsiTheme="majorBidi"/>
           <w:b/>
@@ -25,6 +29,30 @@
           <w:sz w:val="24"/>
           <w:szCs w:val="24"/>
         </w:rPr>
+      </w:pPr>
+    </w:p>
+    <w:p>
+      <w:pPr>
+        <w:pStyle w:val="Heading1"/>
+        <w:jc w:val="center"/>
+        <w:rPr>
+          <w:rFonts w:asciiTheme="majorBidi" w:hAnsiTheme="majorBidi"/>
+          <w:b/>
+          <w:bCs/>
+          <w:color w:val="auto"/>
+          <w:sz w:val="24"/>
+          <w:szCs w:val="24"/>
+        </w:rPr>
+      </w:pPr>
+      <w:r>
+        <w:rPr>
+          <w:rFonts w:asciiTheme="majorBidi" w:hAnsiTheme="majorBidi"/>
+          <w:b/>
+          <w:bCs/>
+          <w:color w:val="auto"/>
+          <w:sz w:val="24"/>
+          <w:szCs w:val="24"/>
+        </w:rPr>
         <w:t>Mega-analysis of the Interoceptive Accuracy Scale (IAS) Structure and its Dispositional Correlates</w:t>
       </w:r>
     </w:p>
@@ -211,6 +239,11 @@
         </w:rPr>
         <w:t>Sussex Centre for Consciousness Science, University of Sussex</w:t>
       </w:r>
+    </w:p>
+    <w:p>
+      <w:pPr>
+        <w:pStyle w:val="BodyText"/>
+      </w:pPr>
     </w:p>
     <w:bookmarkEnd w:id="0"/>
     <w:p>
@@ -272,13 +305,13 @@
                     </pic:cNvPicPr>
                   </pic:nvPicPr>
                   <pic:blipFill>
-                    <a:blip r:embed="rId4">
+                    <a:blip r:embed="rId6">
                       <a:extLst>
                         <a:ext uri="{28A0092B-C50C-407E-A947-70E740481C1C}">
                           <a14:useLocalDpi xmlns:a14="http://schemas.microsoft.com/office/drawing/2010/main" val="0"/>
                         </a:ext>
                         <a:ext uri="{96DAC541-7B7A-43D3-8B79-37D633B846F1}">
-                          <asvg:svgBlip xmlns:asvg="http://schemas.microsoft.com/office/drawing/2016/SVG/main" r:embed="rId5"/>
+                          <asvg:svgBlip xmlns:asvg="http://schemas.microsoft.com/office/drawing/2016/SVG/main" r:embed="rId7"/>
                         </a:ext>
                       </a:extLst>
                     </a:blip>
@@ -313,7 +346,7 @@
         </w:rPr>
         <w:t xml:space="preserve"> </w:t>
       </w:r>
-      <w:hyperlink r:id="rId6">
+      <w:hyperlink r:id="rId8">
         <w:r>
           <w:rPr>
             <w:rStyle w:val="Hyperlink"/>
@@ -360,13 +393,13 @@
                     </pic:cNvPicPr>
                   </pic:nvPicPr>
                   <pic:blipFill>
-                    <a:blip r:embed="rId4">
+                    <a:blip r:embed="rId6">
                       <a:extLst>
                         <a:ext uri="{28A0092B-C50C-407E-A947-70E740481C1C}">
                           <a14:useLocalDpi xmlns:a14="http://schemas.microsoft.com/office/drawing/2010/main" val="0"/>
                         </a:ext>
                         <a:ext uri="{96DAC541-7B7A-43D3-8B79-37D633B846F1}">
-                          <asvg:svgBlip xmlns:asvg="http://schemas.microsoft.com/office/drawing/2016/SVG/main" r:embed="rId5"/>
+                          <asvg:svgBlip xmlns:asvg="http://schemas.microsoft.com/office/drawing/2016/SVG/main" r:embed="rId7"/>
                         </a:ext>
                       </a:extLst>
                     </a:blip>
@@ -402,7 +435,7 @@
         </w:rPr>
         <w:t xml:space="preserve"> </w:t>
       </w:r>
-      <w:hyperlink r:id="rId7">
+      <w:hyperlink r:id="rId9">
         <w:r>
           <w:rPr>
             <w:rStyle w:val="Hyperlink"/>
@@ -450,13 +483,13 @@
                     </pic:cNvPicPr>
                   </pic:nvPicPr>
                   <pic:blipFill>
-                    <a:blip r:embed="rId4">
+                    <a:blip r:embed="rId6">
                       <a:extLst>
                         <a:ext uri="{28A0092B-C50C-407E-A947-70E740481C1C}">
                           <a14:useLocalDpi xmlns:a14="http://schemas.microsoft.com/office/drawing/2010/main" val="0"/>
                         </a:ext>
                         <a:ext uri="{96DAC541-7B7A-43D3-8B79-37D633B846F1}">
-                          <asvg:svgBlip xmlns:asvg="http://schemas.microsoft.com/office/drawing/2016/SVG/main" r:embed="rId5"/>
+                          <asvg:svgBlip xmlns:asvg="http://schemas.microsoft.com/office/drawing/2016/SVG/main" r:embed="rId7"/>
                         </a:ext>
                       </a:extLst>
                     </a:blip>
@@ -492,7 +525,7 @@
         </w:rPr>
         <w:t xml:space="preserve"> </w:t>
       </w:r>
-      <w:hyperlink r:id="rId8">
+      <w:hyperlink r:id="rId10">
         <w:r>
           <w:rPr>
             <w:rStyle w:val="Hyperlink"/>
@@ -538,13 +571,13 @@
                     </pic:cNvPicPr>
                   </pic:nvPicPr>
                   <pic:blipFill>
-                    <a:blip r:embed="rId4">
+                    <a:blip r:embed="rId6">
                       <a:extLst>
                         <a:ext uri="{28A0092B-C50C-407E-A947-70E740481C1C}">
                           <a14:useLocalDpi xmlns:a14="http://schemas.microsoft.com/office/drawing/2010/main" val="0"/>
                         </a:ext>
                         <a:ext uri="{96DAC541-7B7A-43D3-8B79-37D633B846F1}">
-                          <asvg:svgBlip xmlns:asvg="http://schemas.microsoft.com/office/drawing/2016/SVG/main" r:embed="rId5"/>
+                          <asvg:svgBlip xmlns:asvg="http://schemas.microsoft.com/office/drawing/2016/SVG/main" r:embed="rId7"/>
                         </a:ext>
                       </a:extLst>
                     </a:blip>
@@ -579,7 +612,7 @@
         </w:rPr>
         <w:t xml:space="preserve"> </w:t>
       </w:r>
-      <w:hyperlink r:id="rId9">
+      <w:hyperlink r:id="rId11">
         <w:r>
           <w:rPr>
             <w:rStyle w:val="Hyperlink"/>
@@ -624,13 +657,13 @@
                     </pic:cNvPicPr>
                   </pic:nvPicPr>
                   <pic:blipFill>
-                    <a:blip r:embed="rId4">
+                    <a:blip r:embed="rId6">
                       <a:extLst>
                         <a:ext uri="{28A0092B-C50C-407E-A947-70E740481C1C}">
                           <a14:useLocalDpi xmlns:a14="http://schemas.microsoft.com/office/drawing/2010/main" val="0"/>
                         </a:ext>
                         <a:ext uri="{96DAC541-7B7A-43D3-8B79-37D633B846F1}">
-                          <asvg:svgBlip xmlns:asvg="http://schemas.microsoft.com/office/drawing/2016/SVG/main" r:embed="rId5"/>
+                          <asvg:svgBlip xmlns:asvg="http://schemas.microsoft.com/office/drawing/2016/SVG/main" r:embed="rId7"/>
                         </a:ext>
                       </a:extLst>
                     </a:blip>
@@ -665,7 +698,7 @@
         </w:rPr>
         <w:t xml:space="preserve"> </w:t>
       </w:r>
-      <w:hyperlink r:id="rId10">
+      <w:hyperlink r:id="rId12">
         <w:r>
           <w:rPr>
             <w:rStyle w:val="Hyperlink"/>
@@ -711,13 +744,13 @@
                     </pic:cNvPicPr>
                   </pic:nvPicPr>
                   <pic:blipFill>
-                    <a:blip r:embed="rId4">
+                    <a:blip r:embed="rId6">
                       <a:extLst>
                         <a:ext uri="{28A0092B-C50C-407E-A947-70E740481C1C}">
                           <a14:useLocalDpi xmlns:a14="http://schemas.microsoft.com/office/drawing/2010/main" val="0"/>
                         </a:ext>
                         <a:ext uri="{96DAC541-7B7A-43D3-8B79-37D633B846F1}">
-                          <asvg:svgBlip xmlns:asvg="http://schemas.microsoft.com/office/drawing/2016/SVG/main" r:embed="rId5"/>
+                          <asvg:svgBlip xmlns:asvg="http://schemas.microsoft.com/office/drawing/2016/SVG/main" r:embed="rId7"/>
                         </a:ext>
                       </a:extLst>
                     </a:blip>
@@ -753,7 +786,7 @@
         </w:rPr>
         <w:t xml:space="preserve"> </w:t>
       </w:r>
-      <w:hyperlink r:id="rId11">
+      <w:hyperlink r:id="rId13">
         <w:r>
           <w:rPr>
             <w:rStyle w:val="Hyperlink"/>
@@ -929,24 +962,62 @@
         <w:pStyle w:val="BodyText"/>
         <w:rPr>
           <w:rFonts w:asciiTheme="majorBidi" w:hAnsiTheme="majorBidi" w:cstheme="majorBidi"/>
-        </w:rPr>
-      </w:pPr>
-      <w:r>
-        <w:rPr>
-          <w:rFonts w:asciiTheme="majorBidi" w:hAnsiTheme="majorBidi" w:cstheme="majorBidi"/>
-        </w:rPr>
-        <w:t xml:space="preserve">Correspondence concerning this article should be addressed to Dominique Makowski, School of Psychology, University of Sussex, Brighton BN1 9RH, UK, Email: </w:t>
-      </w:r>
-      <w:hyperlink r:id="rId12">
+          <w:lang w:val="en-GB"/>
+        </w:rPr>
+      </w:pPr>
+      <w:r>
+        <w:rPr>
+          <w:rFonts w:asciiTheme="majorBidi" w:hAnsiTheme="majorBidi" w:cstheme="majorBidi"/>
+          <w:lang w:val="en-GB"/>
+        </w:rPr>
+        <w:lastRenderedPageBreak/>
+        <w:t>This research did not receive any specific grant from funding agencies in the public, commercial, or not-for-profit sectors.</w:t>
+      </w:r>
+    </w:p>
+    <w:p>
+      <w:pPr>
+        <w:pStyle w:val="BodyText"/>
+        <w:rPr>
+          <w:rFonts w:asciiTheme="majorBidi" w:hAnsiTheme="majorBidi" w:cstheme="majorBidi"/>
+        </w:rPr>
+      </w:pPr>
+      <w:r>
+        <w:rPr>
+          <w:rFonts w:asciiTheme="majorBidi" w:hAnsiTheme="majorBidi" w:cstheme="majorBidi"/>
+        </w:rPr>
+        <w:t xml:space="preserve">The authors have no conflict of interest to disclose. </w:t>
+      </w:r>
+    </w:p>
+    <w:p>
+      <w:pPr>
+        <w:pStyle w:val="BodyText"/>
+        <w:rPr>
+          <w:rFonts w:asciiTheme="majorBidi" w:hAnsiTheme="majorBidi" w:cstheme="majorBidi"/>
+        </w:rPr>
+      </w:pPr>
+      <w:r>
+        <w:rPr>
+          <w:rFonts w:asciiTheme="majorBidi" w:hAnsiTheme="majorBidi" w:cstheme="majorBidi"/>
+        </w:rPr>
+        <w:t xml:space="preserve">Correspondence concerning this article should be addressed to Ana Neves, School of Psychology, University of Sussex, Brighton BN1 9RH, UK, Email: </w:t>
+      </w:r>
+      <w:hyperlink r:id="rId14" w:history="1">
         <w:r>
           <w:rPr>
             <w:rStyle w:val="Hyperlink"/>
             <w:rFonts w:asciiTheme="majorBidi" w:hAnsiTheme="majorBidi" w:cstheme="majorBidi"/>
-            <w:color w:val="auto"/>
           </w:rPr>
-          <w:t>D.Makowski@sussex.ac.uk</w:t>
+          <w:t>A.Neves@sussex.ac.uk</w:t>
         </w:r>
       </w:hyperlink>
+    </w:p>
+    <w:p>
+      <w:pPr>
+        <w:pStyle w:val="BodyText"/>
+        <w:rPr>
+          <w:rFonts w:asciiTheme="majorBidi" w:hAnsiTheme="majorBidi" w:cstheme="majorBidi"/>
+        </w:rPr>
+      </w:pPr>
     </w:p>
     <w:sectPr>
       <w:pgSz w:w="11906" w:h="16838"/>
@@ -957,6 +1028,56 @@
     </w:sectPr>
   </w:body>
 </w:document>
+</file>
+
+<file path=word/endnotes.xml><?xml version="1.0" encoding="utf-8"?>
+<w:endnotes xmlns:wpc="http://schemas.microsoft.com/office/word/2010/wordprocessingCanvas" xmlns:cx="http://schemas.microsoft.com/office/drawing/2014/chartex" xmlns:cx1="http://schemas.microsoft.com/office/drawing/2015/9/8/chartex" xmlns:cx2="http://schemas.microsoft.com/office/drawing/2015/10/21/chartex" xmlns:cx3="http://schemas.microsoft.com/office/drawing/2016/5/9/chartex" xmlns:cx4="http://schemas.microsoft.com/office/drawing/2016/5/10/chartex" xmlns:cx5="http://schemas.microsoft.com/office/drawing/2016/5/11/chartex" xmlns:cx6="http://schemas.microsoft.com/office/drawing/2016/5/12/chartex" xmlns:cx7="http://schemas.microsoft.com/office/drawing/2016/5/13/chartex" xmlns:cx8="http://schemas.microsoft.com/office/drawing/2016/5/14/chartex" xmlns:mc="http://schemas.openxmlformats.org/markup-compatibility/2006" xmlns:aink="http://schemas.microsoft.com/office/drawing/2016/ink" xmlns:am3d="http://schemas.microsoft.com/office/drawing/2017/model3d" xmlns:o="urn:schemas-microsoft-com:office:office" xmlns:oel="http://schemas.microsoft.com/office/2019/extlst" xmlns:r="http://schemas.openxmlformats.org/officeDocument/2006/relationships" xmlns:m="http://schemas.openxmlformats.org/officeDocument/2006/math" xmlns:v="urn:schemas-microsoft-com:vml" xmlns:wp14="http://schemas.microsoft.com/office/word/2010/wordprocessingDrawing" xmlns:wp="http://schemas.openxmlformats.org/drawingml/2006/wordprocessingDrawing" xmlns:w10="urn:schemas-microsoft-com:office:word" xmlns:w="http://schemas.openxmlformats.org/wordprocessingml/2006/main" xmlns:w14="http://schemas.microsoft.com/office/word/2010/wordml" xmlns:w15="http://schemas.microsoft.com/office/word/2012/wordml" xmlns:w16cex="http://schemas.microsoft.com/office/word/2018/wordml/cex" xmlns:w16cid="http://schemas.microsoft.com/office/word/2016/wordml/cid" xmlns:w16="http://schemas.microsoft.com/office/word/2018/wordml" xmlns:w16du="http://schemas.microsoft.com/office/word/2023/wordml/word16du" xmlns:w16sdtdh="http://schemas.microsoft.com/office/word/2020/wordml/sdtdatahash" xmlns:w16sdtfl="http://schemas.microsoft.com/office/word/2024/wordml/sdtformatlock" xmlns:w16se="http://schemas.microsoft.com/office/word/2015/wordml/symex" xmlns:wpg="http://schemas.microsoft.com/office/word/2010/wordprocessingGroup" xmlns:wpi="http://schemas.microsoft.com/office/word/2010/wordprocessingInk" xmlns:wne="http://schemas.microsoft.com/office/word/2006/wordml" xmlns:wps="http://schemas.microsoft.com/office/word/2010/wordprocessingShape" mc:Ignorable="w14 w15 w16se w16cid w16 w16cex w16sdtdh w16sdtfl w16du wp14">
+  <w:endnote w:type="separator" w:id="-1">
+    <w:p>
+      <w:pPr>
+        <w:spacing w:after="0" w:line="240" w:lineRule="auto"/>
+      </w:pPr>
+      <w:r>
+        <w:separator/>
+      </w:r>
+    </w:p>
+  </w:endnote>
+  <w:endnote w:type="continuationSeparator" w:id="0">
+    <w:p>
+      <w:pPr>
+        <w:spacing w:after="0" w:line="240" w:lineRule="auto"/>
+      </w:pPr>
+      <w:r>
+        <w:continuationSeparator/>
+      </w:r>
+    </w:p>
+  </w:endnote>
+</w:endnotes>
+</file>
+
+<file path=word/footnotes.xml><?xml version="1.0" encoding="utf-8"?>
+<w:footnotes xmlns:wpc="http://schemas.microsoft.com/office/word/2010/wordprocessingCanvas" xmlns:cx="http://schemas.microsoft.com/office/drawing/2014/chartex" xmlns:cx1="http://schemas.microsoft.com/office/drawing/2015/9/8/chartex" xmlns:cx2="http://schemas.microsoft.com/office/drawing/2015/10/21/chartex" xmlns:cx3="http://schemas.microsoft.com/office/drawing/2016/5/9/chartex" xmlns:cx4="http://schemas.microsoft.com/office/drawing/2016/5/10/chartex" xmlns:cx5="http://schemas.microsoft.com/office/drawing/2016/5/11/chartex" xmlns:cx6="http://schemas.microsoft.com/office/drawing/2016/5/12/chartex" xmlns:cx7="http://schemas.microsoft.com/office/drawing/2016/5/13/chartex" xmlns:cx8="http://schemas.microsoft.com/office/drawing/2016/5/14/chartex" xmlns:mc="http://schemas.openxmlformats.org/markup-compatibility/2006" xmlns:aink="http://schemas.microsoft.com/office/drawing/2016/ink" xmlns:am3d="http://schemas.microsoft.com/office/drawing/2017/model3d" xmlns:o="urn:schemas-microsoft-com:office:office" xmlns:oel="http://schemas.microsoft.com/office/2019/extlst" xmlns:r="http://schemas.openxmlformats.org/officeDocument/2006/relationships" xmlns:m="http://schemas.openxmlformats.org/officeDocument/2006/math" xmlns:v="urn:schemas-microsoft-com:vml" xmlns:wp14="http://schemas.microsoft.com/office/word/2010/wordprocessingDrawing" xmlns:wp="http://schemas.openxmlformats.org/drawingml/2006/wordprocessingDrawing" xmlns:w10="urn:schemas-microsoft-com:office:word" xmlns:w="http://schemas.openxmlformats.org/wordprocessingml/2006/main" xmlns:w14="http://schemas.microsoft.com/office/word/2010/wordml" xmlns:w15="http://schemas.microsoft.com/office/word/2012/wordml" xmlns:w16cex="http://schemas.microsoft.com/office/word/2018/wordml/cex" xmlns:w16cid="http://schemas.microsoft.com/office/word/2016/wordml/cid" xmlns:w16="http://schemas.microsoft.com/office/word/2018/wordml" xmlns:w16du="http://schemas.microsoft.com/office/word/2023/wordml/word16du" xmlns:w16sdtdh="http://schemas.microsoft.com/office/word/2020/wordml/sdtdatahash" xmlns:w16sdtfl="http://schemas.microsoft.com/office/word/2024/wordml/sdtformatlock" xmlns:w16se="http://schemas.microsoft.com/office/word/2015/wordml/symex" xmlns:wpg="http://schemas.microsoft.com/office/word/2010/wordprocessingGroup" xmlns:wpi="http://schemas.microsoft.com/office/word/2010/wordprocessingInk" xmlns:wne="http://schemas.microsoft.com/office/word/2006/wordml" xmlns:wps="http://schemas.microsoft.com/office/word/2010/wordprocessingShape" mc:Ignorable="w14 w15 w16se w16cid w16 w16cex w16sdtdh w16sdtfl w16du wp14">
+  <w:footnote w:type="separator" w:id="-1">
+    <w:p>
+      <w:pPr>
+        <w:spacing w:after="0" w:line="240" w:lineRule="auto"/>
+      </w:pPr>
+      <w:r>
+        <w:separator/>
+      </w:r>
+    </w:p>
+  </w:footnote>
+  <w:footnote w:type="continuationSeparator" w:id="0">
+    <w:p>
+      <w:pPr>
+        <w:spacing w:after="0" w:line="240" w:lineRule="auto"/>
+      </w:pPr>
+      <w:r>
+        <w:continuationSeparator/>
+      </w:r>
+    </w:p>
+  </w:footnote>
+</w:footnotes>
 </file>
 
 <file path=word/styles.xml><?xml version="1.0" encoding="utf-8"?>
@@ -1947,6 +2068,50 @@
     <w:unhideWhenUsed/>
     <w:rsid w:val="00004BAD"/>
   </w:style>
+  <w:style w:type="paragraph" w:styleId="Header">
+    <w:name w:val="header"/>
+    <w:basedOn w:val="Normal"/>
+    <w:link w:val="HeaderChar"/>
+    <w:uiPriority w:val="99"/>
+    <w:unhideWhenUsed/>
+    <w:rsid w:val="00C84B1C"/>
+    <w:pPr>
+      <w:tabs>
+        <w:tab w:val="center" w:pos="4513"/>
+        <w:tab w:val="right" w:pos="9026"/>
+      </w:tabs>
+      <w:spacing w:after="0" w:line="240" w:lineRule="auto"/>
+    </w:pPr>
+  </w:style>
+  <w:style w:type="character" w:customStyle="1" w:styleId="HeaderChar">
+    <w:name w:val="Header Char"/>
+    <w:basedOn w:val="DefaultParagraphFont"/>
+    <w:link w:val="Header"/>
+    <w:uiPriority w:val="99"/>
+    <w:rsid w:val="00C84B1C"/>
+  </w:style>
+  <w:style w:type="paragraph" w:styleId="Footer">
+    <w:name w:val="footer"/>
+    <w:basedOn w:val="Normal"/>
+    <w:link w:val="FooterChar"/>
+    <w:uiPriority w:val="99"/>
+    <w:unhideWhenUsed/>
+    <w:rsid w:val="00C84B1C"/>
+    <w:pPr>
+      <w:tabs>
+        <w:tab w:val="center" w:pos="4513"/>
+        <w:tab w:val="right" w:pos="9026"/>
+      </w:tabs>
+      <w:spacing w:after="0" w:line="240" w:lineRule="auto"/>
+    </w:pPr>
+  </w:style>
+  <w:style w:type="character" w:customStyle="1" w:styleId="FooterChar">
+    <w:name w:val="Footer Char"/>
+    <w:basedOn w:val="DefaultParagraphFont"/>
+    <w:link w:val="Footer"/>
+    <w:uiPriority w:val="99"/>
+    <w:rsid w:val="00C84B1C"/>
+  </w:style>
 </w:styles>
 </file>
 
